--- a/Publisher_Ready_Curriculum/02_Chemistry_East_Meadow_Refactor/01_Safety_and_Measurement/07_Percent_Composition/Student_Worksheet.docx
+++ b/Publisher_Ready_Curriculum/02_Chemistry_East_Meadow_Refactor/01_Safety_and_Measurement/07_Percent_Composition/Student_Worksheet.docx
@@ -2722,7 +2722,15 @@
           <w:i/>
           <w:iCs/>
         </w:rPr>
-        <w:t xml:space="preserve">For water, H₂O (gram formula mass = 18 g/mol):</w:t>
+        <w:t xml:space="preserve">For magnesium oxide, MgO — first calculate its gram formula mass using the Periodic Table (Mg = 24 g/mol, O = 16 g/mol), then answer (a)–(c).</w:t>
+      </w:r>
+    </w:p>
+    <w:p>
+      <w:pPr>
+        <w:pStyle w:val="BodyText"/>
+      </w:pPr>
+      <w:r>
+        <w:t xml:space="preserve">GFM of MgO: ___ + ___ = ______ g/mol</w:t>
       </w:r>
     </w:p>
     <w:p>
@@ -2734,7 +2742,7 @@
           <w:i/>
           <w:iCs/>
         </w:rPr>
-        <w:t xml:space="preserve">(a) What is the percent hydrogen by mass? Show your setup.</w:t>
+        <w:t xml:space="preserve">(a) What is the percent by mass of Mg in MgO? Show your setup.</w:t>
       </w:r>
     </w:p>
     <w:p>
@@ -2742,7 +2750,7 @@
         <w:pStyle w:val="BodyText"/>
       </w:pPr>
       <w:r>
-        <w:t xml:space="preserve">% H = ( ___ × ___ ) ÷ ___ × 100 = ______%</w:t>
+        <w:t xml:space="preserve">% Mg = ( ___ × ___ ) ÷ ___ × 100 = ______%</w:t>
       </w:r>
     </w:p>
     <w:p>
@@ -2754,7 +2762,7 @@
           <w:i/>
           <w:iCs/>
         </w:rPr>
-        <w:t xml:space="preserve">(b) What is the percent oxygen by mass? Show your setup.</w:t>
+        <w:t xml:space="preserve">(b) What is the percent by mass of O in MgO? Show your setup.</w:t>
       </w:r>
     </w:p>
     <w:p>
